--- a/Docs/Normalization.docx
+++ b/Docs/Normalization.docx
@@ -11,7 +11,446 @@
         </w:rPr>
       </w:pPr>
       <w:r>
+        <w:rPr>
+          <w:color w:val="000000"/>
+        </w:rPr>
+        <w:t>PART B: Normalization</w:t>
+      </w:r>
+    </w:p>
+    <w:p>
+      <w:pPr>
+        <w:pStyle w:val="Heading2"/>
+        <w:spacing w:before="200" w:after="283"/>
+        <w:rPr>
+          <w:color w:val="000000"/>
+        </w:rPr>
+      </w:pPr>
+      <w:r>
+        <w:rPr>
+          <w:color w:val="000000"/>
+        </w:rPr>
+        <w:t>1. Initial Universal Relation</w:t>
+      </w:r>
+    </w:p>
+    <w:p>
+      <w:pPr>
+        <w:pStyle w:val="BodyText"/>
         <w:rPr/>
+      </w:pPr>
+      <w:r>
+        <w:rPr/>
+        <w:t>If all attributes from the ER diagram were combined into a single relation, the resulting universal relation would be:</w:t>
+      </w:r>
+    </w:p>
+    <w:p>
+      <w:pPr>
+        <w:pStyle w:val="BodyText"/>
+        <w:rPr/>
+      </w:pPr>
+      <w:r>
+        <w:rPr>
+          <w:rStyle w:val="Strong"/>
+        </w:rPr>
+        <w:t>R(</w:t>
+      </w:r>
+      <w:r>
+        <w:rPr/>
+        <w:br/>
+        <w:t>UserID, Email, PhoneNumber, FirstName, LastName, Password, Address,</w:t>
+        <w:br/>
+        <w:t>ReviewID, ReviewText, ReviewDate,</w:t>
+        <w:br/>
+        <w:t>ProductID, ProductName, Description,</w:t>
+        <w:br/>
+        <w:t>OrderItemID, Quantity, UnitPrice,</w:t>
+        <w:br/>
+        <w:t>OrderID, OrderDate, OrderStatus,DeliveryDate</w:t>
+        <w:br/>
+        <w:t>CartItemID, DateAdded, DeliveryDate,</w:t>
+        <w:br/>
+        <w:t>CategoryID, CategoryName, CatDescription,</w:t>
+        <w:br/>
+        <w:t>PaymentID, Amount, PaymentMethod, PaymentStatus, PaymentDate, TransactionID</w:t>
+        <w:br/>
+      </w:r>
+      <w:r>
+        <w:rPr>
+          <w:rStyle w:val="Strong"/>
+        </w:rPr>
+        <w:t>)</w:t>
+      </w:r>
+    </w:p>
+    <w:p>
+      <w:pPr>
+        <w:pStyle w:val="BodyText"/>
+        <w:rPr/>
+      </w:pPr>
+      <w:r>
+        <w:rPr/>
+        <w:t xml:space="preserve">This relation combines attributes belonging to multiple entities such as </w:t>
+      </w:r>
+      <w:r>
+        <w:rPr>
+          <w:rStyle w:val="Strong"/>
+        </w:rPr>
+        <w:t>User, Product, Category, Review, Order, Cart Item, and Payment</w:t>
+      </w:r>
+      <w:r>
+        <w:rPr/>
+        <w:t>. Storing all attributes in a single table would lead to:</w:t>
+      </w:r>
+    </w:p>
+    <w:p>
+      <w:pPr>
+        <w:pStyle w:val="BodyText"/>
+        <w:numPr>
+          <w:ilvl w:val="0"/>
+          <w:numId w:val="7"/>
+        </w:numPr>
+        <w:tabs>
+          <w:tab w:val="clear" w:pos="720"/>
+          <w:tab w:val="left" w:pos="0" w:leader="none"/>
+        </w:tabs>
+        <w:ind w:hanging="283" w:left="709"/>
+        <w:rPr/>
+      </w:pPr>
+      <w:r>
+        <w:rPr>
+          <w:rStyle w:val="Strong"/>
+        </w:rPr>
+        <w:t>Data redundancy</w:t>
+      </w:r>
+      <w:r>
+        <w:rPr/>
+        <w:t xml:space="preserve"> (repeated storage of user and product data)</w:t>
+      </w:r>
+    </w:p>
+    <w:p>
+      <w:pPr>
+        <w:pStyle w:val="BodyText"/>
+        <w:numPr>
+          <w:ilvl w:val="0"/>
+          <w:numId w:val="7"/>
+        </w:numPr>
+        <w:tabs>
+          <w:tab w:val="clear" w:pos="720"/>
+          <w:tab w:val="left" w:pos="0" w:leader="none"/>
+        </w:tabs>
+        <w:ind w:hanging="283" w:left="709"/>
+        <w:rPr/>
+      </w:pPr>
+      <w:r>
+        <w:rPr>
+          <w:rStyle w:val="Strong"/>
+        </w:rPr>
+        <w:t>Update anomalies</w:t>
+      </w:r>
+      <w:r>
+        <w:rPr/>
+        <w:t xml:space="preserve"> (updating a user's information would require multiple row updates)</w:t>
+      </w:r>
+    </w:p>
+    <w:p>
+      <w:pPr>
+        <w:pStyle w:val="BodyText"/>
+        <w:numPr>
+          <w:ilvl w:val="0"/>
+          <w:numId w:val="7"/>
+        </w:numPr>
+        <w:tabs>
+          <w:tab w:val="clear" w:pos="720"/>
+          <w:tab w:val="left" w:pos="0" w:leader="none"/>
+        </w:tabs>
+        <w:ind w:hanging="283" w:left="709"/>
+        <w:rPr/>
+      </w:pPr>
+      <w:r>
+        <w:rPr>
+          <w:rStyle w:val="Strong"/>
+        </w:rPr>
+        <w:t>Insertion anomalies</w:t>
+      </w:r>
+      <w:r>
+        <w:rPr/>
+        <w:t xml:space="preserve"> (new products or users cannot be added without unrelated data)</w:t>
+      </w:r>
+    </w:p>
+    <w:p>
+      <w:pPr>
+        <w:pStyle w:val="BodyText"/>
+        <w:numPr>
+          <w:ilvl w:val="0"/>
+          <w:numId w:val="7"/>
+        </w:numPr>
+        <w:tabs>
+          <w:tab w:val="clear" w:pos="720"/>
+          <w:tab w:val="left" w:pos="0" w:leader="none"/>
+        </w:tabs>
+        <w:ind w:hanging="283" w:left="709"/>
+        <w:rPr/>
+      </w:pPr>
+      <w:r>
+        <w:rPr>
+          <w:rStyle w:val="Strong"/>
+        </w:rPr>
+        <w:t>Deletion anomalies</w:t>
+      </w:r>
+      <w:r>
+        <w:rPr/>
+        <w:t xml:space="preserve"> (deleting a record could remove important information unintentionally)</w:t>
+      </w:r>
+    </w:p>
+    <w:p>
+      <w:pPr>
+        <w:pStyle w:val="BodyText"/>
+        <w:rPr/>
+      </w:pPr>
+      <w:r>
+        <w:rPr/>
+        <w:t>Therefore, normalization is required to organize the data efficiently and maintain data integrity.</w:t>
+      </w:r>
+    </w:p>
+    <w:p>
+      <w:pPr>
+        <w:pStyle w:val="HorizontalLine"/>
+        <w:rPr/>
+      </w:pPr>
+      <w:r>
+        <w:rPr/>
+      </w:r>
+    </w:p>
+    <w:p>
+      <w:pPr>
+        <w:pStyle w:val="Heading1"/>
+        <w:spacing w:before="480" w:after="283"/>
+        <w:rPr>
+          <w:color w:val="000000"/>
+        </w:rPr>
+      </w:pPr>
+      <w:r>
+        <w:rPr>
+          <w:color w:val="000000"/>
+        </w:rPr>
+        <w:t>2. Functional Dependencies</w:t>
+      </w:r>
+    </w:p>
+    <w:p>
+      <w:pPr>
+        <w:pStyle w:val="Heading3"/>
+        <w:spacing w:before="200" w:after="283"/>
+        <w:rPr>
+          <w:color w:val="000000"/>
+        </w:rPr>
+      </w:pPr>
+      <w:r>
+        <w:rPr>
+          <w:color w:val="000000"/>
+        </w:rPr>
+        <w:t>User</w:t>
+      </w:r>
+    </w:p>
+    <w:p>
+      <w:pPr>
+        <w:pStyle w:val="BodyText"/>
+        <w:rPr/>
+      </w:pPr>
+      <w:r>
+        <w:rPr/>
+        <w:t>UserID → FirstName, LastName, Password, Address</w:t>
+        <w:br/>
+        <w:t>UserID →→ Email</w:t>
+        <w:br/>
+        <w:t>UserID →→ PhoneNumber</w:t>
+      </w:r>
+    </w:p>
+    <w:p>
+      <w:pPr>
+        <w:pStyle w:val="Heading3"/>
+        <w:spacing w:before="200" w:after="283"/>
+        <w:rPr>
+          <w:color w:val="000000"/>
+        </w:rPr>
+      </w:pPr>
+      <w:r>
+        <w:rPr>
+          <w:color w:val="000000"/>
+        </w:rPr>
+        <w:t>Product</w:t>
+      </w:r>
+    </w:p>
+    <w:p>
+      <w:pPr>
+        <w:pStyle w:val="BodyText"/>
+        <w:rPr/>
+      </w:pPr>
+      <w:r>
+        <w:rPr/>
+        <w:t>ProductID → ProductName, Description, CategoryID</w:t>
+      </w:r>
+    </w:p>
+    <w:p>
+      <w:pPr>
+        <w:pStyle w:val="Heading3"/>
+        <w:spacing w:before="200" w:after="283"/>
+        <w:rPr>
+          <w:color w:val="000000"/>
+        </w:rPr>
+      </w:pPr>
+      <w:r>
+        <w:rPr>
+          <w:color w:val="000000"/>
+        </w:rPr>
+        <w:t>Category</w:t>
+      </w:r>
+    </w:p>
+    <w:p>
+      <w:pPr>
+        <w:pStyle w:val="BodyText"/>
+        <w:rPr/>
+      </w:pPr>
+      <w:r>
+        <w:rPr/>
+        <w:t>CategoryID → CategoryName, CatDescription</w:t>
+      </w:r>
+    </w:p>
+    <w:p>
+      <w:pPr>
+        <w:pStyle w:val="Heading3"/>
+        <w:spacing w:before="200" w:after="283"/>
+        <w:rPr>
+          <w:color w:val="000000"/>
+        </w:rPr>
+      </w:pPr>
+      <w:r>
+        <w:rPr>
+          <w:color w:val="000000"/>
+        </w:rPr>
+        <w:t>Review</w:t>
+      </w:r>
+    </w:p>
+    <w:p>
+      <w:pPr>
+        <w:pStyle w:val="BodyText"/>
+        <w:rPr/>
+      </w:pPr>
+      <w:r>
+        <w:rPr/>
+        <w:t>ReviewID → ReviewText, ReviewDate, UserID, ProductID</w:t>
+      </w:r>
+    </w:p>
+    <w:p>
+      <w:pPr>
+        <w:pStyle w:val="Heading3"/>
+        <w:spacing w:before="200" w:after="283"/>
+        <w:rPr>
+          <w:color w:val="000000"/>
+        </w:rPr>
+      </w:pPr>
+      <w:r>
+        <w:rPr>
+          <w:color w:val="000000"/>
+        </w:rPr>
+        <w:t>Order</w:t>
+      </w:r>
+    </w:p>
+    <w:p>
+      <w:pPr>
+        <w:pStyle w:val="BodyText"/>
+        <w:rPr/>
+      </w:pPr>
+      <w:r>
+        <w:rPr/>
+        <w:t>OrderID → OrderDate, OrderStatus, UserID</w:t>
+      </w:r>
+    </w:p>
+    <w:p>
+      <w:pPr>
+        <w:pStyle w:val="Heading3"/>
+        <w:spacing w:before="200" w:after="283"/>
+        <w:rPr>
+          <w:color w:val="000000"/>
+        </w:rPr>
+      </w:pPr>
+      <w:r>
+        <w:rPr>
+          <w:color w:val="000000"/>
+        </w:rPr>
+        <w:t>Order Item</w:t>
+      </w:r>
+    </w:p>
+    <w:p>
+      <w:pPr>
+        <w:pStyle w:val="BodyText"/>
+        <w:rPr/>
+      </w:pPr>
+      <w:r>
+        <w:rPr/>
+        <w:t>OrderItemID → Quantity, UnitPrice, ProductID, OrderID,DeliveryDate</w:t>
+      </w:r>
+    </w:p>
+    <w:p>
+      <w:pPr>
+        <w:pStyle w:val="Heading3"/>
+        <w:spacing w:before="200" w:after="283"/>
+        <w:rPr>
+          <w:color w:val="000000"/>
+        </w:rPr>
+      </w:pPr>
+      <w:r>
+        <w:rPr>
+          <w:color w:val="000000"/>
+        </w:rPr>
+        <w:t>Cart Item</w:t>
+      </w:r>
+    </w:p>
+    <w:p>
+      <w:pPr>
+        <w:pStyle w:val="BodyText"/>
+        <w:rPr/>
+      </w:pPr>
+      <w:r>
+        <w:rPr/>
+        <w:t>CartItemID → UserID, ProductID, Quantity, DateAdded</w:t>
+      </w:r>
+    </w:p>
+    <w:p>
+      <w:pPr>
+        <w:pStyle w:val="Heading3"/>
+        <w:spacing w:before="200" w:after="283"/>
+        <w:rPr>
+          <w:color w:val="000000"/>
+        </w:rPr>
+      </w:pPr>
+      <w:r>
+        <w:rPr>
+          <w:color w:val="000000"/>
+        </w:rPr>
+        <w:t>Payment</w:t>
+      </w:r>
+    </w:p>
+    <w:p>
+      <w:pPr>
+        <w:pStyle w:val="BodyText"/>
+        <w:rPr/>
+      </w:pPr>
+      <w:r>
+        <w:rPr/>
+        <w:t>PaymentID → Amount, PaymentMethod, PaymentStatus, PaymentDate, TransactionID, OrderID</w:t>
+      </w:r>
+    </w:p>
+    <w:p>
+      <w:pPr>
+        <w:pStyle w:val="BodyText"/>
+        <w:spacing w:before="480" w:after="283"/>
+        <w:rPr>
+          <w:color w:val="000000"/>
+        </w:rPr>
+      </w:pPr>
+      <w:r>
+        <w:rPr>
+          <w:color w:themeColor="accent1" w:themeShade="bf" w:val="000000"/>
+        </w:rPr>
+        <w:t>These dependencies describe how non-key attributes depend on primary keys.</w:t>
       </w:r>
     </w:p>
     <w:sectPr>
@@ -762,6 +1201,134 @@
         </w:tabs>
         <w:ind w:left="0" w:hanging="0"/>
       </w:pPr>
+      <w:rPr/>
+    </w:lvl>
+    <w:lvl w:ilvl="1">
+      <w:start w:val="1"/>
+      <w:numFmt w:val="none"/>
+      <w:suff w:val="nothing"/>
+      <w:lvlText w:val=""/>
+      <w:lvlJc w:val="left"/>
+      <w:pPr>
+        <w:tabs>
+          <w:tab w:val="num" w:pos="0"/>
+        </w:tabs>
+        <w:ind w:left="0" w:hanging="0"/>
+      </w:pPr>
+      <w:rPr/>
+    </w:lvl>
+    <w:lvl w:ilvl="2">
+      <w:start w:val="1"/>
+      <w:numFmt w:val="none"/>
+      <w:suff w:val="nothing"/>
+      <w:lvlText w:val=""/>
+      <w:lvlJc w:val="left"/>
+      <w:pPr>
+        <w:tabs>
+          <w:tab w:val="num" w:pos="0"/>
+        </w:tabs>
+        <w:ind w:left="0" w:hanging="0"/>
+      </w:pPr>
+      <w:rPr/>
+    </w:lvl>
+    <w:lvl w:ilvl="3">
+      <w:start w:val="1"/>
+      <w:numFmt w:val="none"/>
+      <w:suff w:val="nothing"/>
+      <w:lvlText w:val=""/>
+      <w:lvlJc w:val="left"/>
+      <w:pPr>
+        <w:tabs>
+          <w:tab w:val="num" w:pos="0"/>
+        </w:tabs>
+        <w:ind w:left="0" w:hanging="0"/>
+      </w:pPr>
+      <w:rPr/>
+    </w:lvl>
+    <w:lvl w:ilvl="4">
+      <w:start w:val="1"/>
+      <w:numFmt w:val="none"/>
+      <w:suff w:val="nothing"/>
+      <w:lvlText w:val=""/>
+      <w:lvlJc w:val="left"/>
+      <w:pPr>
+        <w:tabs>
+          <w:tab w:val="num" w:pos="0"/>
+        </w:tabs>
+        <w:ind w:left="0" w:hanging="0"/>
+      </w:pPr>
+      <w:rPr/>
+    </w:lvl>
+    <w:lvl w:ilvl="5">
+      <w:start w:val="1"/>
+      <w:numFmt w:val="none"/>
+      <w:suff w:val="nothing"/>
+      <w:lvlText w:val=""/>
+      <w:lvlJc w:val="left"/>
+      <w:pPr>
+        <w:tabs>
+          <w:tab w:val="num" w:pos="0"/>
+        </w:tabs>
+        <w:ind w:left="0" w:hanging="0"/>
+      </w:pPr>
+      <w:rPr/>
+    </w:lvl>
+    <w:lvl w:ilvl="6">
+      <w:start w:val="1"/>
+      <w:numFmt w:val="none"/>
+      <w:suff w:val="nothing"/>
+      <w:lvlText w:val=""/>
+      <w:lvlJc w:val="left"/>
+      <w:pPr>
+        <w:tabs>
+          <w:tab w:val="num" w:pos="0"/>
+        </w:tabs>
+        <w:ind w:left="0" w:hanging="0"/>
+      </w:pPr>
+      <w:rPr/>
+    </w:lvl>
+    <w:lvl w:ilvl="7">
+      <w:start w:val="1"/>
+      <w:numFmt w:val="none"/>
+      <w:suff w:val="nothing"/>
+      <w:lvlText w:val=""/>
+      <w:lvlJc w:val="left"/>
+      <w:pPr>
+        <w:tabs>
+          <w:tab w:val="num" w:pos="0"/>
+        </w:tabs>
+        <w:ind w:left="0" w:hanging="0"/>
+      </w:pPr>
+      <w:rPr/>
+    </w:lvl>
+    <w:lvl w:ilvl="8">
+      <w:start w:val="1"/>
+      <w:numFmt w:val="none"/>
+      <w:suff w:val="nothing"/>
+      <w:lvlText w:val=""/>
+      <w:lvlJc w:val="left"/>
+      <w:pPr>
+        <w:tabs>
+          <w:tab w:val="num" w:pos="0"/>
+        </w:tabs>
+        <w:ind w:left="0" w:hanging="0"/>
+      </w:pPr>
+      <w:rPr/>
+    </w:lvl>
+  </w:abstractNum>
+  <w:abstractNum w:abstractNumId="8">
+    <w:lvl w:ilvl="0">
+      <w:start w:val="1"/>
+      <w:numFmt w:val="none"/>
+      <w:suff w:val="nothing"/>
+      <w:lvlText w:val=""/>
+      <w:lvlJc w:val="left"/>
+      <w:pPr>
+        <w:tabs>
+          <w:tab w:val="num" w:pos="0"/>
+        </w:tabs>
+        <w:ind w:left="0" w:hanging="0"/>
+      </w:pPr>
     </w:lvl>
     <w:lvl w:ilvl="1">
       <w:start w:val="1"/>
@@ -888,6 +1455,9 @@
   </w:num>
   <w:num w:numId="7">
     <w:abstractNumId w:val="7"/>
+  </w:num>
+  <w:num w:numId="8">
+    <w:abstractNumId w:val="8"/>
   </w:num>
 </w:numbering>
 </file>

--- a/Docs/Normalization.docx
+++ b/Docs/Normalization.docx
@@ -453,6 +453,954 @@
         <w:t>These dependencies describe how non-key attributes depend on primary keys.</w:t>
       </w:r>
     </w:p>
+    <w:p>
+      <w:pPr>
+        <w:pStyle w:val="BodyText"/>
+        <w:spacing w:before="480" w:after="283"/>
+        <w:rPr>
+          <w:color w:val="000000"/>
+        </w:rPr>
+      </w:pPr>
+      <w:r>
+        <w:rPr>
+          <w:color w:val="000000"/>
+        </w:rPr>
+      </w:r>
+    </w:p>
+    <w:p>
+      <w:pPr>
+        <w:pStyle w:val="Heading1"/>
+        <w:spacing w:before="480" w:after="283"/>
+        <w:rPr>
+          <w:color w:val="000000"/>
+        </w:rPr>
+      </w:pPr>
+      <w:r>
+        <w:rPr>
+          <w:color w:val="000000"/>
+        </w:rPr>
+        <w:t>3. Normalization Process</w:t>
+      </w:r>
+    </w:p>
+    <w:p>
+      <w:pPr>
+        <w:pStyle w:val="Heading2"/>
+        <w:spacing w:before="200" w:after="283"/>
+        <w:rPr>
+          <w:color w:val="000000"/>
+        </w:rPr>
+      </w:pPr>
+      <w:r>
+        <w:rPr>
+          <w:color w:val="000000"/>
+        </w:rPr>
+        <w:t>First Normal Form (1NF)</w:t>
+      </w:r>
+    </w:p>
+    <w:p>
+      <w:pPr>
+        <w:pStyle w:val="BodyText"/>
+        <w:rPr/>
+      </w:pPr>
+      <w:r>
+        <w:rPr/>
+        <w:t xml:space="preserve">A relation is in </w:t>
+      </w:r>
+      <w:r>
+        <w:rPr>
+          <w:rStyle w:val="Strong"/>
+        </w:rPr>
+        <w:t>First Normal Form (1NF)</w:t>
+      </w:r>
+      <w:r>
+        <w:rPr/>
+        <w:t xml:space="preserve"> if:</w:t>
+      </w:r>
+    </w:p>
+    <w:p>
+      <w:pPr>
+        <w:pStyle w:val="BodyText"/>
+        <w:numPr>
+          <w:ilvl w:val="0"/>
+          <w:numId w:val="8"/>
+        </w:numPr>
+        <w:tabs>
+          <w:tab w:val="clear" w:pos="720"/>
+          <w:tab w:val="left" w:pos="0" w:leader="none"/>
+        </w:tabs>
+        <w:ind w:hanging="283" w:left="709"/>
+        <w:rPr/>
+      </w:pPr>
+      <w:r>
+        <w:rPr/>
+        <w:t xml:space="preserve">All attributes contain </w:t>
+      </w:r>
+      <w:r>
+        <w:rPr>
+          <w:rStyle w:val="Strong"/>
+        </w:rPr>
+        <w:t>atomic values</w:t>
+      </w:r>
+    </w:p>
+    <w:p>
+      <w:pPr>
+        <w:pStyle w:val="BodyText"/>
+        <w:numPr>
+          <w:ilvl w:val="0"/>
+          <w:numId w:val="8"/>
+        </w:numPr>
+        <w:tabs>
+          <w:tab w:val="clear" w:pos="720"/>
+          <w:tab w:val="left" w:pos="0" w:leader="none"/>
+        </w:tabs>
+        <w:ind w:hanging="283" w:left="709"/>
+        <w:rPr/>
+      </w:pPr>
+      <w:r>
+        <w:rPr/>
+        <w:t xml:space="preserve">There are </w:t>
+      </w:r>
+      <w:r>
+        <w:rPr>
+          <w:rStyle w:val="Strong"/>
+        </w:rPr>
+        <w:t>no repeating groups</w:t>
+      </w:r>
+    </w:p>
+    <w:p>
+      <w:pPr>
+        <w:pStyle w:val="BodyText"/>
+        <w:numPr>
+          <w:ilvl w:val="0"/>
+          <w:numId w:val="8"/>
+        </w:numPr>
+        <w:tabs>
+          <w:tab w:val="clear" w:pos="720"/>
+          <w:tab w:val="left" w:pos="0" w:leader="none"/>
+        </w:tabs>
+        <w:ind w:hanging="283" w:left="709"/>
+        <w:rPr/>
+      </w:pPr>
+      <w:r>
+        <w:rPr/>
+        <w:t xml:space="preserve">There are </w:t>
+      </w:r>
+      <w:r>
+        <w:rPr>
+          <w:rStyle w:val="Strong"/>
+        </w:rPr>
+        <w:t>no multivalued attributes</w:t>
+      </w:r>
+    </w:p>
+    <w:p>
+      <w:pPr>
+        <w:pStyle w:val="BodyText"/>
+        <w:rPr/>
+      </w:pPr>
+      <w:r>
+        <w:rPr/>
+        <w:t xml:space="preserve">In the universal relation, the attributes </w:t>
+      </w:r>
+      <w:r>
+        <w:rPr>
+          <w:rStyle w:val="Strong"/>
+        </w:rPr>
+        <w:t>Email</w:t>
+      </w:r>
+      <w:r>
+        <w:rPr/>
+        <w:t xml:space="preserve"> and </w:t>
+      </w:r>
+      <w:r>
+        <w:rPr>
+          <w:rStyle w:val="Strong"/>
+        </w:rPr>
+        <w:t>PhoneNumber</w:t>
+      </w:r>
+      <w:r>
+        <w:rPr/>
+        <w:t xml:space="preserve"> are multivalued because a single user may have multiple email addresses and phone numbers.</w:t>
+      </w:r>
+    </w:p>
+    <w:p>
+      <w:pPr>
+        <w:pStyle w:val="BodyText"/>
+        <w:rPr/>
+      </w:pPr>
+      <w:r>
+        <w:rPr/>
+        <w:t>To satisfy 1NF, these attributes are separated into their own relations.</w:t>
+      </w:r>
+    </w:p>
+    <w:p>
+      <w:pPr>
+        <w:pStyle w:val="Heading3"/>
+        <w:spacing w:before="200" w:after="283"/>
+        <w:rPr>
+          <w:color w:val="111111"/>
+        </w:rPr>
+      </w:pPr>
+      <w:r>
+        <w:rPr>
+          <w:color w:val="111111"/>
+        </w:rPr>
+        <w:t>Relations in 1NF</w:t>
+      </w:r>
+    </w:p>
+    <w:p>
+      <w:pPr>
+        <w:pStyle w:val="BodyText"/>
+        <w:rPr/>
+      </w:pPr>
+      <w:r>
+        <w:rPr/>
+        <w:t>USER(UserID, FirstName, LastName, Password, Address)</w:t>
+        <w:br/>
+        <w:t>USER_EMAIL(UserID, Email)</w:t>
+        <w:br/>
+        <w:t>USER_PHONE(UserID, PhoneNumber)</w:t>
+        <w:br/>
+        <w:t>PRODUCT(ProductID, ProductName, Description, CategoryID)</w:t>
+        <w:br/>
+        <w:t>CATEGORY(CategoryID, CategoryName, CatDescription)</w:t>
+        <w:br/>
+        <w:t>REVIEW(ReviewID, ReviewText, ReviewDate, UserID, ProductID)</w:t>
+        <w:br/>
+        <w:t>ORDER(OrderID, OrderDate, OrderStatus, UserID,DeliveryDate)</w:t>
+        <w:br/>
+        <w:t>ORDER_ITEM(OrderItemID, Quantity, UnitPrice, OrderID, ProductID)</w:t>
+        <w:br/>
+        <w:t>CART_ITEM(CartItemID, UserID, ProductID, Quantity, DateAdded)</w:t>
+        <w:br/>
+        <w:t>PAYMENT(PaymentID, Amount, PaymentMethod, PaymentStatus, PaymentDate, TransactionID, OrderID)</w:t>
+      </w:r>
+    </w:p>
+    <w:p>
+      <w:pPr>
+        <w:pStyle w:val="HorizontalLine"/>
+        <w:rPr/>
+      </w:pPr>
+      <w:r>
+        <w:rPr/>
+      </w:r>
+    </w:p>
+    <w:p>
+      <w:pPr>
+        <w:pStyle w:val="Heading2"/>
+        <w:spacing w:before="200" w:after="283"/>
+        <w:rPr>
+          <w:color w:val="000000"/>
+        </w:rPr>
+      </w:pPr>
+      <w:r>
+        <w:rPr>
+          <w:color w:val="000000"/>
+        </w:rPr>
+        <w:t>Second Normal Form (2NF)</w:t>
+      </w:r>
+    </w:p>
+    <w:p>
+      <w:pPr>
+        <w:pStyle w:val="BodyText"/>
+        <w:rPr/>
+      </w:pPr>
+      <w:r>
+        <w:rPr/>
+        <w:t xml:space="preserve">A relation is in </w:t>
+      </w:r>
+      <w:r>
+        <w:rPr>
+          <w:rStyle w:val="Strong"/>
+        </w:rPr>
+        <w:t>Second Normal Form (2NF)</w:t>
+      </w:r>
+      <w:r>
+        <w:rPr/>
+        <w:t xml:space="preserve"> if:</w:t>
+      </w:r>
+    </w:p>
+    <w:p>
+      <w:pPr>
+        <w:pStyle w:val="BodyText"/>
+        <w:numPr>
+          <w:ilvl w:val="0"/>
+          <w:numId w:val="9"/>
+        </w:numPr>
+        <w:tabs>
+          <w:tab w:val="clear" w:pos="720"/>
+          <w:tab w:val="left" w:pos="0" w:leader="none"/>
+        </w:tabs>
+        <w:ind w:hanging="283" w:left="709"/>
+        <w:rPr/>
+      </w:pPr>
+      <w:r>
+        <w:rPr/>
+        <w:t xml:space="preserve">It is already in </w:t>
+      </w:r>
+      <w:r>
+        <w:rPr>
+          <w:rStyle w:val="Strong"/>
+        </w:rPr>
+        <w:t>1NF</w:t>
+      </w:r>
+    </w:p>
+    <w:p>
+      <w:pPr>
+        <w:pStyle w:val="BodyText"/>
+        <w:numPr>
+          <w:ilvl w:val="0"/>
+          <w:numId w:val="9"/>
+        </w:numPr>
+        <w:tabs>
+          <w:tab w:val="clear" w:pos="720"/>
+          <w:tab w:val="left" w:pos="0" w:leader="none"/>
+        </w:tabs>
+        <w:ind w:hanging="283" w:left="709"/>
+        <w:rPr/>
+      </w:pPr>
+      <w:r>
+        <w:rPr/>
+        <w:t xml:space="preserve">All </w:t>
+      </w:r>
+      <w:r>
+        <w:rPr>
+          <w:rStyle w:val="Strong"/>
+        </w:rPr>
+        <w:t>non-key attributes depend on the entire primary key</w:t>
+      </w:r>
+    </w:p>
+    <w:p>
+      <w:pPr>
+        <w:pStyle w:val="BodyText"/>
+        <w:rPr/>
+      </w:pPr>
+      <w:r>
+        <w:rPr/>
+        <w:t xml:space="preserve">In this design, each relation uses a </w:t>
+      </w:r>
+      <w:r>
+        <w:rPr>
+          <w:rStyle w:val="Strong"/>
+        </w:rPr>
+        <w:t>single-attribute primary key</w:t>
+      </w:r>
+      <w:r>
+        <w:rPr/>
+        <w:t>. Therefore, no partial dependencies exist because every non-key attribute depends entirely on its primary key.</w:t>
+      </w:r>
+    </w:p>
+    <w:p>
+      <w:pPr>
+        <w:pStyle w:val="BodyText"/>
+        <w:rPr/>
+      </w:pPr>
+      <w:r>
+        <w:rPr/>
+        <w:t>For example:</w:t>
+      </w:r>
+    </w:p>
+    <w:p>
+      <w:pPr>
+        <w:pStyle w:val="BodyText"/>
+        <w:rPr/>
+      </w:pPr>
+      <w:r>
+        <w:rPr/>
+        <w:t>ProductID → ProductName, Description, CategoryID</w:t>
+      </w:r>
+    </w:p>
+    <w:p>
+      <w:pPr>
+        <w:pStyle w:val="BodyText"/>
+        <w:rPr/>
+      </w:pPr>
+      <w:r>
+        <w:rPr/>
+        <w:t xml:space="preserve">Since the key consists of only </w:t>
+      </w:r>
+      <w:r>
+        <w:rPr>
+          <w:rStyle w:val="Strong"/>
+        </w:rPr>
+        <w:t>ProductID</w:t>
+      </w:r>
+      <w:r>
+        <w:rPr/>
+        <w:t>, all attributes depend fully on it.</w:t>
+      </w:r>
+    </w:p>
+    <w:p>
+      <w:pPr>
+        <w:pStyle w:val="BodyText"/>
+        <w:rPr/>
+      </w:pPr>
+      <w:r>
+        <w:rPr/>
+        <w:t xml:space="preserve">Thus, the relations satisfy </w:t>
+      </w:r>
+      <w:r>
+        <w:rPr>
+          <w:rStyle w:val="Strong"/>
+        </w:rPr>
+        <w:t>2NF</w:t>
+      </w:r>
+      <w:r>
+        <w:rPr/>
+        <w:t>.</w:t>
+      </w:r>
+    </w:p>
+    <w:p>
+      <w:pPr>
+        <w:pStyle w:val="HorizontalLine"/>
+        <w:rPr/>
+      </w:pPr>
+      <w:r>
+        <w:rPr/>
+      </w:r>
+    </w:p>
+    <w:p>
+      <w:pPr>
+        <w:pStyle w:val="Heading2"/>
+        <w:spacing w:before="200" w:after="283"/>
+        <w:rPr>
+          <w:color w:val="000000"/>
+        </w:rPr>
+      </w:pPr>
+      <w:r>
+        <w:rPr>
+          <w:color w:val="000000"/>
+        </w:rPr>
+        <w:t>Third Normal Form (3NF)</w:t>
+      </w:r>
+    </w:p>
+    <w:p>
+      <w:pPr>
+        <w:pStyle w:val="BodyText"/>
+        <w:rPr/>
+      </w:pPr>
+      <w:r>
+        <w:rPr/>
+        <w:t xml:space="preserve">A relation is in </w:t>
+      </w:r>
+      <w:r>
+        <w:rPr>
+          <w:rStyle w:val="Strong"/>
+        </w:rPr>
+        <w:t>Third Normal Form (3NF)</w:t>
+      </w:r>
+      <w:r>
+        <w:rPr/>
+        <w:t xml:space="preserve"> if:</w:t>
+      </w:r>
+    </w:p>
+    <w:p>
+      <w:pPr>
+        <w:pStyle w:val="BodyText"/>
+        <w:numPr>
+          <w:ilvl w:val="0"/>
+          <w:numId w:val="10"/>
+        </w:numPr>
+        <w:tabs>
+          <w:tab w:val="clear" w:pos="720"/>
+          <w:tab w:val="left" w:pos="0" w:leader="none"/>
+        </w:tabs>
+        <w:ind w:hanging="283" w:left="709"/>
+        <w:rPr/>
+      </w:pPr>
+      <w:r>
+        <w:rPr/>
+        <w:t xml:space="preserve">It is in </w:t>
+      </w:r>
+      <w:r>
+        <w:rPr>
+          <w:rStyle w:val="Strong"/>
+        </w:rPr>
+        <w:t>2NF</w:t>
+      </w:r>
+    </w:p>
+    <w:p>
+      <w:pPr>
+        <w:pStyle w:val="BodyText"/>
+        <w:numPr>
+          <w:ilvl w:val="0"/>
+          <w:numId w:val="10"/>
+        </w:numPr>
+        <w:tabs>
+          <w:tab w:val="clear" w:pos="720"/>
+          <w:tab w:val="left" w:pos="0" w:leader="none"/>
+        </w:tabs>
+        <w:ind w:hanging="283" w:left="709"/>
+        <w:rPr/>
+      </w:pPr>
+      <w:r>
+        <w:rPr/>
+        <w:t xml:space="preserve">There are </w:t>
+      </w:r>
+      <w:r>
+        <w:rPr>
+          <w:rStyle w:val="Strong"/>
+        </w:rPr>
+        <w:t>no transitive dependencies</w:t>
+      </w:r>
+    </w:p>
+    <w:p>
+      <w:pPr>
+        <w:pStyle w:val="BodyText"/>
+        <w:rPr/>
+      </w:pPr>
+      <w:r>
+        <w:rPr/>
+        <w:t xml:space="preserve">A </w:t>
+      </w:r>
+      <w:r>
+        <w:rPr>
+          <w:rStyle w:val="Strong"/>
+        </w:rPr>
+        <w:t>transitive dependency</w:t>
+      </w:r>
+      <w:r>
+        <w:rPr/>
+        <w:t xml:space="preserve"> occurs when a non-key attribute depends on another non-key attribute.</w:t>
+      </w:r>
+    </w:p>
+    <w:p>
+      <w:pPr>
+        <w:pStyle w:val="BodyText"/>
+        <w:rPr/>
+      </w:pPr>
+      <w:r>
+        <w:rPr/>
+        <w:t>For example, if we stored:</w:t>
+      </w:r>
+    </w:p>
+    <w:p>
+      <w:pPr>
+        <w:pStyle w:val="BodyText"/>
+        <w:rPr/>
+      </w:pPr>
+      <w:r>
+        <w:rPr/>
+        <w:t>ProductID → CategoryID → CategoryName</w:t>
+      </w:r>
+    </w:p>
+    <w:p>
+      <w:pPr>
+        <w:pStyle w:val="BodyText"/>
+        <w:rPr/>
+      </w:pPr>
+      <w:r>
+        <w:rPr/>
+        <w:t xml:space="preserve">then </w:t>
+      </w:r>
+      <w:r>
+        <w:rPr>
+          <w:rStyle w:val="Strong"/>
+        </w:rPr>
+        <w:t>CategoryName</w:t>
+      </w:r>
+      <w:r>
+        <w:rPr/>
+        <w:t xml:space="preserve"> would depend on </w:t>
+      </w:r>
+      <w:r>
+        <w:rPr>
+          <w:rStyle w:val="Strong"/>
+        </w:rPr>
+        <w:t>ProductID indirectly</w:t>
+      </w:r>
+      <w:r>
+        <w:rPr/>
+        <w:t>.</w:t>
+      </w:r>
+    </w:p>
+    <w:p>
+      <w:pPr>
+        <w:pStyle w:val="BodyText"/>
+        <w:rPr/>
+      </w:pPr>
+      <w:r>
+        <w:rPr/>
+        <w:t xml:space="preserve">To eliminate this, category information is placed in a separate </w:t>
+      </w:r>
+      <w:r>
+        <w:rPr>
+          <w:rStyle w:val="Strong"/>
+        </w:rPr>
+        <w:t>CATEGORY</w:t>
+      </w:r>
+      <w:r>
+        <w:rPr/>
+        <w:t xml:space="preserve"> relation and referenced in </w:t>
+      </w:r>
+      <w:r>
+        <w:rPr>
+          <w:rStyle w:val="Strong"/>
+        </w:rPr>
+        <w:t>PRODUCT</w:t>
+      </w:r>
+      <w:r>
+        <w:rPr/>
+        <w:t xml:space="preserve"> through </w:t>
+      </w:r>
+      <w:r>
+        <w:rPr>
+          <w:rStyle w:val="Strong"/>
+        </w:rPr>
+        <w:t>CategoryID</w:t>
+      </w:r>
+      <w:r>
+        <w:rPr/>
+        <w:t>.</w:t>
+      </w:r>
+    </w:p>
+    <w:p>
+      <w:pPr>
+        <w:pStyle w:val="BodyText"/>
+        <w:rPr/>
+      </w:pPr>
+      <w:r>
+        <w:rPr/>
+        <w:t>This ensures that:</w:t>
+      </w:r>
+    </w:p>
+    <w:p>
+      <w:pPr>
+        <w:pStyle w:val="BodyText"/>
+        <w:numPr>
+          <w:ilvl w:val="0"/>
+          <w:numId w:val="11"/>
+        </w:numPr>
+        <w:tabs>
+          <w:tab w:val="clear" w:pos="720"/>
+          <w:tab w:val="left" w:pos="0" w:leader="none"/>
+        </w:tabs>
+        <w:ind w:hanging="283" w:left="709"/>
+        <w:rPr/>
+      </w:pPr>
+      <w:r>
+        <w:rPr/>
+        <w:t xml:space="preserve">Non-key attributes depend </w:t>
+      </w:r>
+      <w:r>
+        <w:rPr>
+          <w:rStyle w:val="Strong"/>
+        </w:rPr>
+        <w:t>only on the primary key</w:t>
+      </w:r>
+    </w:p>
+    <w:p>
+      <w:pPr>
+        <w:pStyle w:val="BodyText"/>
+        <w:numPr>
+          <w:ilvl w:val="0"/>
+          <w:numId w:val="11"/>
+        </w:numPr>
+        <w:tabs>
+          <w:tab w:val="clear" w:pos="720"/>
+          <w:tab w:val="left" w:pos="0" w:leader="none"/>
+        </w:tabs>
+        <w:ind w:hanging="283" w:left="709"/>
+        <w:rPr/>
+      </w:pPr>
+      <w:r>
+        <w:rPr/>
+        <w:t>Redundant data storage is avoided.</w:t>
+      </w:r>
+    </w:p>
+    <w:p>
+      <w:pPr>
+        <w:pStyle w:val="BodyText"/>
+        <w:rPr/>
+      </w:pPr>
+      <w:r>
+        <w:rPr/>
+        <w:t xml:space="preserve">Therefore, all relations satisfy </w:t>
+      </w:r>
+      <w:r>
+        <w:rPr>
+          <w:rStyle w:val="Strong"/>
+        </w:rPr>
+        <w:t>3NF</w:t>
+      </w:r>
+      <w:r>
+        <w:rPr/>
+        <w:t>.</w:t>
+      </w:r>
+    </w:p>
+    <w:p>
+      <w:pPr>
+        <w:pStyle w:val="HorizontalLine"/>
+        <w:rPr/>
+      </w:pPr>
+      <w:r>
+        <w:rPr/>
+      </w:r>
+    </w:p>
+    <w:p>
+      <w:pPr>
+        <w:pStyle w:val="Heading1"/>
+        <w:spacing w:before="480" w:after="283"/>
+        <w:rPr>
+          <w:color w:val="000000"/>
+        </w:rPr>
+      </w:pPr>
+      <w:r>
+        <w:rPr>
+          <w:color w:val="000000"/>
+        </w:rPr>
+        <w:t>4. Final Relations in Third Normal Form (3NF)</w:t>
+      </w:r>
+    </w:p>
+    <w:p>
+      <w:pPr>
+        <w:pStyle w:val="BodyText"/>
+        <w:rPr/>
+      </w:pPr>
+      <w:r>
+        <w:rPr/>
+        <w:t>User(UserID, FirstName, LastName, Password, Address)</w:t>
+        <w:br/>
+        <w:t>User_Email(UserID, Email)</w:t>
+        <w:br/>
+        <w:t>User_Phone(UserID, PhoneNumber)</w:t>
+        <w:br/>
+        <w:t>Category(CategoryID, CategoryName, CatDescription)</w:t>
+        <w:br/>
+        <w:t>Product(ProductID, ProductName, Description, CategoryID)</w:t>
+        <w:br/>
+        <w:t>Review(ReviewID, ReviewText, ReviewDate, UserID, ProductID)</w:t>
+        <w:br/>
+        <w:t>Order(OrderID, OrderDate, OrderStatus, UserID,DeliveryDate)</w:t>
+        <w:br/>
+        <w:t>Order_Item(OrderItemID, Quantity, UnitPrice, OrderID, ProductID)</w:t>
+        <w:br/>
+        <w:t>Cart_Item(CartItemID, UserID, ProductID, Quantity, DateAdded)</w:t>
+        <w:br/>
+        <w:t>Payment(PaymentID, Amount, PaymentMethod, PaymentStatus, PaymentDate, TransactionID, OrderID)</w:t>
+      </w:r>
+    </w:p>
+    <w:p>
+      <w:pPr>
+        <w:pStyle w:val="HorizontalLine"/>
+        <w:rPr/>
+      </w:pPr>
+      <w:r>
+        <w:rPr/>
+      </w:r>
+    </w:p>
+    <w:p>
+      <w:pPr>
+        <w:pStyle w:val="Heading1"/>
+        <w:spacing w:before="480" w:after="283"/>
+        <w:rPr>
+          <w:color w:val="000000"/>
+        </w:rPr>
+      </w:pPr>
+      <w:r>
+        <w:rPr>
+          <w:color w:val="000000"/>
+        </w:rPr>
+        <w:t>Final Justification</w:t>
+      </w:r>
+    </w:p>
+    <w:p>
+      <w:pPr>
+        <w:pStyle w:val="BodyText"/>
+        <w:rPr/>
+      </w:pPr>
+      <w:r>
+        <w:rPr/>
+        <w:t xml:space="preserve">The final database design satisfies </w:t>
+      </w:r>
+      <w:r>
+        <w:rPr>
+          <w:rStyle w:val="Strong"/>
+        </w:rPr>
+        <w:t>Third Normal Form (3NF)</w:t>
+      </w:r>
+      <w:r>
+        <w:rPr/>
+        <w:t xml:space="preserve"> because:</w:t>
+      </w:r>
+    </w:p>
+    <w:p>
+      <w:pPr>
+        <w:pStyle w:val="BodyText"/>
+        <w:numPr>
+          <w:ilvl w:val="0"/>
+          <w:numId w:val="12"/>
+        </w:numPr>
+        <w:tabs>
+          <w:tab w:val="clear" w:pos="720"/>
+          <w:tab w:val="left" w:pos="0" w:leader="none"/>
+        </w:tabs>
+        <w:ind w:hanging="283" w:left="709"/>
+        <w:rPr/>
+      </w:pPr>
+      <w:r>
+        <w:rPr/>
+        <w:t xml:space="preserve">All attributes depend </w:t>
+      </w:r>
+      <w:r>
+        <w:rPr>
+          <w:rStyle w:val="Strong"/>
+        </w:rPr>
+        <w:t>fully on their primary keys</w:t>
+      </w:r>
+    </w:p>
+    <w:p>
+      <w:pPr>
+        <w:pStyle w:val="BodyText"/>
+        <w:numPr>
+          <w:ilvl w:val="0"/>
+          <w:numId w:val="12"/>
+        </w:numPr>
+        <w:tabs>
+          <w:tab w:val="clear" w:pos="720"/>
+          <w:tab w:val="left" w:pos="0" w:leader="none"/>
+        </w:tabs>
+        <w:ind w:hanging="283" w:left="709"/>
+        <w:rPr/>
+      </w:pPr>
+      <w:r>
+        <w:rPr/>
+        <w:t xml:space="preserve">There are </w:t>
+      </w:r>
+      <w:r>
+        <w:rPr>
+          <w:rStyle w:val="Strong"/>
+        </w:rPr>
+        <w:t>no partial dependencies</w:t>
+      </w:r>
+    </w:p>
+    <w:p>
+      <w:pPr>
+        <w:pStyle w:val="BodyText"/>
+        <w:numPr>
+          <w:ilvl w:val="0"/>
+          <w:numId w:val="12"/>
+        </w:numPr>
+        <w:tabs>
+          <w:tab w:val="clear" w:pos="720"/>
+          <w:tab w:val="left" w:pos="0" w:leader="none"/>
+        </w:tabs>
+        <w:ind w:hanging="283" w:left="709"/>
+        <w:rPr/>
+      </w:pPr>
+      <w:r>
+        <w:rPr/>
+        <w:t xml:space="preserve">There are </w:t>
+      </w:r>
+      <w:r>
+        <w:rPr>
+          <w:rStyle w:val="Strong"/>
+        </w:rPr>
+        <w:t>no transitive dependencies</w:t>
+      </w:r>
+    </w:p>
+    <w:p>
+      <w:pPr>
+        <w:pStyle w:val="BodyText"/>
+        <w:numPr>
+          <w:ilvl w:val="0"/>
+          <w:numId w:val="12"/>
+        </w:numPr>
+        <w:tabs>
+          <w:tab w:val="clear" w:pos="720"/>
+          <w:tab w:val="left" w:pos="0" w:leader="none"/>
+        </w:tabs>
+        <w:ind w:hanging="283" w:left="709"/>
+        <w:rPr/>
+      </w:pPr>
+      <w:r>
+        <w:rPr>
+          <w:rStyle w:val="Strong"/>
+        </w:rPr>
+        <w:t>Multivalued attributes</w:t>
+      </w:r>
+      <w:r>
+        <w:rPr/>
+        <w:t xml:space="preserve"> such as Email and PhoneNumber were separated into independent relations</w:t>
+      </w:r>
+    </w:p>
+    <w:p>
+      <w:pPr>
+        <w:pStyle w:val="BodyText"/>
+        <w:numPr>
+          <w:ilvl w:val="0"/>
+          <w:numId w:val="12"/>
+        </w:numPr>
+        <w:tabs>
+          <w:tab w:val="clear" w:pos="720"/>
+          <w:tab w:val="left" w:pos="0" w:leader="none"/>
+        </w:tabs>
+        <w:ind w:hanging="283" w:left="709"/>
+        <w:rPr/>
+      </w:pPr>
+      <w:r>
+        <w:rPr>
+          <w:rStyle w:val="Strong"/>
+        </w:rPr>
+        <w:t>Entity-specific attributes</w:t>
+      </w:r>
+      <w:r>
+        <w:rPr/>
+        <w:t xml:space="preserve"> were organized into their appropriate tables</w:t>
+      </w:r>
+    </w:p>
+    <w:p>
+      <w:pPr>
+        <w:pStyle w:val="BodyText"/>
+        <w:numPr>
+          <w:ilvl w:val="0"/>
+          <w:numId w:val="12"/>
+        </w:numPr>
+        <w:tabs>
+          <w:tab w:val="clear" w:pos="720"/>
+          <w:tab w:val="left" w:pos="0" w:leader="none"/>
+        </w:tabs>
+        <w:ind w:hanging="283" w:left="709"/>
+        <w:rPr/>
+      </w:pPr>
+      <w:r>
+        <w:rPr>
+          <w:rStyle w:val="Strong"/>
+        </w:rPr>
+        <w:t>Redundant data storage was minimized</w:t>
+      </w:r>
+      <w:r>
+        <w:rPr/>
+        <w:t>, reducing update, insertion, and deletion anomalies</w:t>
+      </w:r>
+    </w:p>
+    <w:p>
+      <w:pPr>
+        <w:pStyle w:val="BodyText"/>
+        <w:spacing w:before="480" w:after="283"/>
+        <w:rPr>
+          <w:color w:val="000000"/>
+        </w:rPr>
+      </w:pPr>
+      <w:r>
+        <w:rPr>
+          <w:color w:val="000000"/>
+        </w:rPr>
+        <w:t xml:space="preserve">As a result, the schema improves </w:t>
+      </w:r>
+      <w:r>
+        <w:rPr>
+          <w:rStyle w:val="Strong"/>
+          <w:color w:val="000000"/>
+        </w:rPr>
+        <w:t>data integrity, consistency, and maintainability</w:t>
+      </w:r>
+      <w:r>
+        <w:rPr>
+          <w:color w:val="000000"/>
+        </w:rPr>
+        <w:t>.</w:t>
+      </w:r>
+    </w:p>
     <w:sectPr>
       <w:type w:val="nextPage"/>
       <w:pgSz w:w="12240" w:h="15840"/>
@@ -1317,6 +2265,646 @@
     </w:lvl>
   </w:abstractNum>
   <w:abstractNum w:abstractNumId="8">
+    <w:lvl w:ilvl="0">
+      <w:start w:val="1"/>
+      <w:numFmt w:val="none"/>
+      <w:suff w:val="nothing"/>
+      <w:lvlText w:val=""/>
+      <w:lvlJc w:val="left"/>
+      <w:pPr>
+        <w:tabs>
+          <w:tab w:val="num" w:pos="0"/>
+        </w:tabs>
+        <w:ind w:left="0" w:hanging="0"/>
+      </w:pPr>
+      <w:rPr/>
+    </w:lvl>
+    <w:lvl w:ilvl="1">
+      <w:start w:val="1"/>
+      <w:numFmt w:val="none"/>
+      <w:suff w:val="nothing"/>
+      <w:lvlText w:val=""/>
+      <w:lvlJc w:val="left"/>
+      <w:pPr>
+        <w:tabs>
+          <w:tab w:val="num" w:pos="0"/>
+        </w:tabs>
+        <w:ind w:left="0" w:hanging="0"/>
+      </w:pPr>
+      <w:rPr/>
+    </w:lvl>
+    <w:lvl w:ilvl="2">
+      <w:start w:val="1"/>
+      <w:numFmt w:val="none"/>
+      <w:suff w:val="nothing"/>
+      <w:lvlText w:val=""/>
+      <w:lvlJc w:val="left"/>
+      <w:pPr>
+        <w:tabs>
+          <w:tab w:val="num" w:pos="0"/>
+        </w:tabs>
+        <w:ind w:left="0" w:hanging="0"/>
+      </w:pPr>
+      <w:rPr/>
+    </w:lvl>
+    <w:lvl w:ilvl="3">
+      <w:start w:val="1"/>
+      <w:numFmt w:val="none"/>
+      <w:suff w:val="nothing"/>
+      <w:lvlText w:val=""/>
+      <w:lvlJc w:val="left"/>
+      <w:pPr>
+        <w:tabs>
+          <w:tab w:val="num" w:pos="0"/>
+        </w:tabs>
+        <w:ind w:left="0" w:hanging="0"/>
+      </w:pPr>
+      <w:rPr/>
+    </w:lvl>
+    <w:lvl w:ilvl="4">
+      <w:start w:val="1"/>
+      <w:numFmt w:val="none"/>
+      <w:suff w:val="nothing"/>
+      <w:lvlText w:val=""/>
+      <w:lvlJc w:val="left"/>
+      <w:pPr>
+        <w:tabs>
+          <w:tab w:val="num" w:pos="0"/>
+        </w:tabs>
+        <w:ind w:left="0" w:hanging="0"/>
+      </w:pPr>
+      <w:rPr/>
+    </w:lvl>
+    <w:lvl w:ilvl="5">
+      <w:start w:val="1"/>
+      <w:numFmt w:val="none"/>
+      <w:suff w:val="nothing"/>
+      <w:lvlText w:val=""/>
+      <w:lvlJc w:val="left"/>
+      <w:pPr>
+        <w:tabs>
+          <w:tab w:val="num" w:pos="0"/>
+        </w:tabs>
+        <w:ind w:left="0" w:hanging="0"/>
+      </w:pPr>
+      <w:rPr/>
+    </w:lvl>
+    <w:lvl w:ilvl="6">
+      <w:start w:val="1"/>
+      <w:numFmt w:val="none"/>
+      <w:suff w:val="nothing"/>
+      <w:lvlText w:val=""/>
+      <w:lvlJc w:val="left"/>
+      <w:pPr>
+        <w:tabs>
+          <w:tab w:val="num" w:pos="0"/>
+        </w:tabs>
+        <w:ind w:left="0" w:hanging="0"/>
+      </w:pPr>
+      <w:rPr/>
+    </w:lvl>
+    <w:lvl w:ilvl="7">
+      <w:start w:val="1"/>
+      <w:numFmt w:val="none"/>
+      <w:suff w:val="nothing"/>
+      <w:lvlText w:val=""/>
+      <w:lvlJc w:val="left"/>
+      <w:pPr>
+        <w:tabs>
+          <w:tab w:val="num" w:pos="0"/>
+        </w:tabs>
+        <w:ind w:left="0" w:hanging="0"/>
+      </w:pPr>
+      <w:rPr/>
+    </w:lvl>
+    <w:lvl w:ilvl="8">
+      <w:start w:val="1"/>
+      <w:numFmt w:val="none"/>
+      <w:suff w:val="nothing"/>
+      <w:lvlText w:val=""/>
+      <w:lvlJc w:val="left"/>
+      <w:pPr>
+        <w:tabs>
+          <w:tab w:val="num" w:pos="0"/>
+        </w:tabs>
+        <w:ind w:left="0" w:hanging="0"/>
+      </w:pPr>
+      <w:rPr/>
+    </w:lvl>
+  </w:abstractNum>
+  <w:abstractNum w:abstractNumId="9">
+    <w:lvl w:ilvl="0">
+      <w:start w:val="1"/>
+      <w:numFmt w:val="decimal"/>
+      <w:lvlText w:val="%1."/>
+      <w:lvlJc w:val="left"/>
+      <w:pPr>
+        <w:tabs>
+          <w:tab w:val="num" w:pos="709"/>
+        </w:tabs>
+        <w:ind w:left="709" w:hanging="283"/>
+      </w:pPr>
+      <w:rPr/>
+    </w:lvl>
+    <w:lvl w:ilvl="1">
+      <w:start w:val="1"/>
+      <w:numFmt w:val="decimal"/>
+      <w:lvlText w:val="%2."/>
+      <w:lvlJc w:val="left"/>
+      <w:pPr>
+        <w:tabs>
+          <w:tab w:val="num" w:pos="1418"/>
+        </w:tabs>
+        <w:ind w:left="1418" w:hanging="283"/>
+      </w:pPr>
+      <w:rPr/>
+    </w:lvl>
+    <w:lvl w:ilvl="2">
+      <w:start w:val="1"/>
+      <w:numFmt w:val="decimal"/>
+      <w:lvlText w:val="%3."/>
+      <w:lvlJc w:val="left"/>
+      <w:pPr>
+        <w:tabs>
+          <w:tab w:val="num" w:pos="2127"/>
+        </w:tabs>
+        <w:ind w:left="2127" w:hanging="283"/>
+      </w:pPr>
+      <w:rPr/>
+    </w:lvl>
+    <w:lvl w:ilvl="3">
+      <w:start w:val="1"/>
+      <w:numFmt w:val="decimal"/>
+      <w:lvlText w:val="%4."/>
+      <w:lvlJc w:val="left"/>
+      <w:pPr>
+        <w:tabs>
+          <w:tab w:val="num" w:pos="2836"/>
+        </w:tabs>
+        <w:ind w:left="2836" w:hanging="283"/>
+      </w:pPr>
+      <w:rPr/>
+    </w:lvl>
+    <w:lvl w:ilvl="4">
+      <w:start w:val="1"/>
+      <w:numFmt w:val="decimal"/>
+      <w:lvlText w:val="%5."/>
+      <w:lvlJc w:val="left"/>
+      <w:pPr>
+        <w:tabs>
+          <w:tab w:val="num" w:pos="3545"/>
+        </w:tabs>
+        <w:ind w:left="3545" w:hanging="283"/>
+      </w:pPr>
+      <w:rPr/>
+    </w:lvl>
+    <w:lvl w:ilvl="5">
+      <w:start w:val="1"/>
+      <w:numFmt w:val="decimal"/>
+      <w:lvlText w:val="%6."/>
+      <w:lvlJc w:val="left"/>
+      <w:pPr>
+        <w:tabs>
+          <w:tab w:val="num" w:pos="4254"/>
+        </w:tabs>
+        <w:ind w:left="4254" w:hanging="283"/>
+      </w:pPr>
+      <w:rPr/>
+    </w:lvl>
+    <w:lvl w:ilvl="6">
+      <w:start w:val="1"/>
+      <w:numFmt w:val="decimal"/>
+      <w:lvlText w:val="%7."/>
+      <w:lvlJc w:val="left"/>
+      <w:pPr>
+        <w:tabs>
+          <w:tab w:val="num" w:pos="4963"/>
+        </w:tabs>
+        <w:ind w:left="4963" w:hanging="283"/>
+      </w:pPr>
+      <w:rPr/>
+    </w:lvl>
+    <w:lvl w:ilvl="7">
+      <w:start w:val="1"/>
+      <w:numFmt w:val="decimal"/>
+      <w:lvlText w:val="%8."/>
+      <w:lvlJc w:val="left"/>
+      <w:pPr>
+        <w:tabs>
+          <w:tab w:val="num" w:pos="5672"/>
+        </w:tabs>
+        <w:ind w:left="5672" w:hanging="283"/>
+      </w:pPr>
+      <w:rPr/>
+    </w:lvl>
+    <w:lvl w:ilvl="8">
+      <w:start w:val="1"/>
+      <w:numFmt w:val="decimal"/>
+      <w:lvlText w:val="%9."/>
+      <w:lvlJc w:val="left"/>
+      <w:pPr>
+        <w:tabs>
+          <w:tab w:val="num" w:pos="6381"/>
+        </w:tabs>
+        <w:ind w:left="6381" w:hanging="283"/>
+      </w:pPr>
+      <w:rPr/>
+    </w:lvl>
+  </w:abstractNum>
+  <w:abstractNum w:abstractNumId="10">
+    <w:lvl w:ilvl="0">
+      <w:start w:val="1"/>
+      <w:numFmt w:val="decimal"/>
+      <w:lvlText w:val="%1."/>
+      <w:lvlJc w:val="left"/>
+      <w:pPr>
+        <w:tabs>
+          <w:tab w:val="num" w:pos="709"/>
+        </w:tabs>
+        <w:ind w:left="709" w:hanging="283"/>
+      </w:pPr>
+      <w:rPr/>
+    </w:lvl>
+    <w:lvl w:ilvl="1">
+      <w:start w:val="1"/>
+      <w:numFmt w:val="decimal"/>
+      <w:lvlText w:val="%2."/>
+      <w:lvlJc w:val="left"/>
+      <w:pPr>
+        <w:tabs>
+          <w:tab w:val="num" w:pos="1418"/>
+        </w:tabs>
+        <w:ind w:left="1418" w:hanging="283"/>
+      </w:pPr>
+      <w:rPr/>
+    </w:lvl>
+    <w:lvl w:ilvl="2">
+      <w:start w:val="1"/>
+      <w:numFmt w:val="decimal"/>
+      <w:lvlText w:val="%3."/>
+      <w:lvlJc w:val="left"/>
+      <w:pPr>
+        <w:tabs>
+          <w:tab w:val="num" w:pos="2127"/>
+        </w:tabs>
+        <w:ind w:left="2127" w:hanging="283"/>
+      </w:pPr>
+      <w:rPr/>
+    </w:lvl>
+    <w:lvl w:ilvl="3">
+      <w:start w:val="1"/>
+      <w:numFmt w:val="decimal"/>
+      <w:lvlText w:val="%4."/>
+      <w:lvlJc w:val="left"/>
+      <w:pPr>
+        <w:tabs>
+          <w:tab w:val="num" w:pos="2836"/>
+        </w:tabs>
+        <w:ind w:left="2836" w:hanging="283"/>
+      </w:pPr>
+      <w:rPr/>
+    </w:lvl>
+    <w:lvl w:ilvl="4">
+      <w:start w:val="1"/>
+      <w:numFmt w:val="decimal"/>
+      <w:lvlText w:val="%5."/>
+      <w:lvlJc w:val="left"/>
+      <w:pPr>
+        <w:tabs>
+          <w:tab w:val="num" w:pos="3545"/>
+        </w:tabs>
+        <w:ind w:left="3545" w:hanging="283"/>
+      </w:pPr>
+      <w:rPr/>
+    </w:lvl>
+    <w:lvl w:ilvl="5">
+      <w:start w:val="1"/>
+      <w:numFmt w:val="decimal"/>
+      <w:lvlText w:val="%6."/>
+      <w:lvlJc w:val="left"/>
+      <w:pPr>
+        <w:tabs>
+          <w:tab w:val="num" w:pos="4254"/>
+        </w:tabs>
+        <w:ind w:left="4254" w:hanging="283"/>
+      </w:pPr>
+      <w:rPr/>
+    </w:lvl>
+    <w:lvl w:ilvl="6">
+      <w:start w:val="1"/>
+      <w:numFmt w:val="decimal"/>
+      <w:lvlText w:val="%7."/>
+      <w:lvlJc w:val="left"/>
+      <w:pPr>
+        <w:tabs>
+          <w:tab w:val="num" w:pos="4963"/>
+        </w:tabs>
+        <w:ind w:left="4963" w:hanging="283"/>
+      </w:pPr>
+      <w:rPr/>
+    </w:lvl>
+    <w:lvl w:ilvl="7">
+      <w:start w:val="1"/>
+      <w:numFmt w:val="decimal"/>
+      <w:lvlText w:val="%8."/>
+      <w:lvlJc w:val="left"/>
+      <w:pPr>
+        <w:tabs>
+          <w:tab w:val="num" w:pos="5672"/>
+        </w:tabs>
+        <w:ind w:left="5672" w:hanging="283"/>
+      </w:pPr>
+      <w:rPr/>
+    </w:lvl>
+    <w:lvl w:ilvl="8">
+      <w:start w:val="1"/>
+      <w:numFmt w:val="decimal"/>
+      <w:lvlText w:val="%9."/>
+      <w:lvlJc w:val="left"/>
+      <w:pPr>
+        <w:tabs>
+          <w:tab w:val="num" w:pos="6381"/>
+        </w:tabs>
+        <w:ind w:left="6381" w:hanging="283"/>
+      </w:pPr>
+      <w:rPr/>
+    </w:lvl>
+  </w:abstractNum>
+  <w:abstractNum w:abstractNumId="11">
+    <w:lvl w:ilvl="0">
+      <w:start w:val="1"/>
+      <w:numFmt w:val="bullet"/>
+      <w:lvlText w:val=""/>
+      <w:lvlJc w:val="left"/>
+      <w:pPr>
+        <w:tabs>
+          <w:tab w:val="num" w:pos="709"/>
+        </w:tabs>
+        <w:ind w:left="709" w:hanging="283"/>
+      </w:pPr>
+      <w:rPr>
+        <w:rFonts w:ascii="Symbol" w:hAnsi="Symbol" w:cs="Symbol" w:hint="default"/>
+      </w:rPr>
+    </w:lvl>
+    <w:lvl w:ilvl="1">
+      <w:start w:val="1"/>
+      <w:numFmt w:val="bullet"/>
+      <w:lvlText w:val=""/>
+      <w:lvlJc w:val="left"/>
+      <w:pPr>
+        <w:tabs>
+          <w:tab w:val="num" w:pos="1418"/>
+        </w:tabs>
+        <w:ind w:left="1418" w:hanging="283"/>
+      </w:pPr>
+      <w:rPr>
+        <w:rFonts w:ascii="Symbol" w:hAnsi="Symbol" w:cs="Symbol" w:hint="default"/>
+      </w:rPr>
+    </w:lvl>
+    <w:lvl w:ilvl="2">
+      <w:start w:val="1"/>
+      <w:numFmt w:val="bullet"/>
+      <w:lvlText w:val=""/>
+      <w:lvlJc w:val="left"/>
+      <w:pPr>
+        <w:tabs>
+          <w:tab w:val="num" w:pos="2127"/>
+        </w:tabs>
+        <w:ind w:left="2127" w:hanging="283"/>
+      </w:pPr>
+      <w:rPr>
+        <w:rFonts w:ascii="Symbol" w:hAnsi="Symbol" w:cs="Symbol" w:hint="default"/>
+      </w:rPr>
+    </w:lvl>
+    <w:lvl w:ilvl="3">
+      <w:start w:val="1"/>
+      <w:numFmt w:val="bullet"/>
+      <w:lvlText w:val=""/>
+      <w:lvlJc w:val="left"/>
+      <w:pPr>
+        <w:tabs>
+          <w:tab w:val="num" w:pos="2836"/>
+        </w:tabs>
+        <w:ind w:left="2836" w:hanging="283"/>
+      </w:pPr>
+      <w:rPr>
+        <w:rFonts w:ascii="Symbol" w:hAnsi="Symbol" w:cs="Symbol" w:hint="default"/>
+      </w:rPr>
+    </w:lvl>
+    <w:lvl w:ilvl="4">
+      <w:start w:val="1"/>
+      <w:numFmt w:val="bullet"/>
+      <w:lvlText w:val=""/>
+      <w:lvlJc w:val="left"/>
+      <w:pPr>
+        <w:tabs>
+          <w:tab w:val="num" w:pos="3545"/>
+        </w:tabs>
+        <w:ind w:left="3545" w:hanging="283"/>
+      </w:pPr>
+      <w:rPr>
+        <w:rFonts w:ascii="Symbol" w:hAnsi="Symbol" w:cs="Symbol" w:hint="default"/>
+      </w:rPr>
+    </w:lvl>
+    <w:lvl w:ilvl="5">
+      <w:start w:val="1"/>
+      <w:numFmt w:val="bullet"/>
+      <w:lvlText w:val=""/>
+      <w:lvlJc w:val="left"/>
+      <w:pPr>
+        <w:tabs>
+          <w:tab w:val="num" w:pos="4254"/>
+        </w:tabs>
+        <w:ind w:left="4254" w:hanging="283"/>
+      </w:pPr>
+      <w:rPr>
+        <w:rFonts w:ascii="Symbol" w:hAnsi="Symbol" w:cs="Symbol" w:hint="default"/>
+      </w:rPr>
+    </w:lvl>
+    <w:lvl w:ilvl="6">
+      <w:start w:val="1"/>
+      <w:numFmt w:val="bullet"/>
+      <w:lvlText w:val=""/>
+      <w:lvlJc w:val="left"/>
+      <w:pPr>
+        <w:tabs>
+          <w:tab w:val="num" w:pos="4963"/>
+        </w:tabs>
+        <w:ind w:left="4963" w:hanging="283"/>
+      </w:pPr>
+      <w:rPr>
+        <w:rFonts w:ascii="Symbol" w:hAnsi="Symbol" w:cs="Symbol" w:hint="default"/>
+      </w:rPr>
+    </w:lvl>
+    <w:lvl w:ilvl="7">
+      <w:start w:val="1"/>
+      <w:numFmt w:val="bullet"/>
+      <w:lvlText w:val=""/>
+      <w:lvlJc w:val="left"/>
+      <w:pPr>
+        <w:tabs>
+          <w:tab w:val="num" w:pos="5672"/>
+        </w:tabs>
+        <w:ind w:left="5672" w:hanging="283"/>
+      </w:pPr>
+      <w:rPr>
+        <w:rFonts w:ascii="Symbol" w:hAnsi="Symbol" w:cs="Symbol" w:hint="default"/>
+      </w:rPr>
+    </w:lvl>
+    <w:lvl w:ilvl="8">
+      <w:start w:val="1"/>
+      <w:numFmt w:val="bullet"/>
+      <w:lvlText w:val=""/>
+      <w:lvlJc w:val="left"/>
+      <w:pPr>
+        <w:tabs>
+          <w:tab w:val="num" w:pos="6381"/>
+        </w:tabs>
+        <w:ind w:left="6381" w:hanging="283"/>
+      </w:pPr>
+      <w:rPr>
+        <w:rFonts w:ascii="Symbol" w:hAnsi="Symbol" w:cs="Symbol" w:hint="default"/>
+      </w:rPr>
+    </w:lvl>
+  </w:abstractNum>
+  <w:abstractNum w:abstractNumId="12">
+    <w:lvl w:ilvl="0">
+      <w:start w:val="1"/>
+      <w:numFmt w:val="bullet"/>
+      <w:lvlText w:val=""/>
+      <w:lvlJc w:val="left"/>
+      <w:pPr>
+        <w:tabs>
+          <w:tab w:val="num" w:pos="709"/>
+        </w:tabs>
+        <w:ind w:left="709" w:hanging="283"/>
+      </w:pPr>
+      <w:rPr>
+        <w:rFonts w:ascii="Symbol" w:hAnsi="Symbol" w:cs="Symbol" w:hint="default"/>
+      </w:rPr>
+    </w:lvl>
+    <w:lvl w:ilvl="1">
+      <w:start w:val="1"/>
+      <w:numFmt w:val="bullet"/>
+      <w:lvlText w:val=""/>
+      <w:lvlJc w:val="left"/>
+      <w:pPr>
+        <w:tabs>
+          <w:tab w:val="num" w:pos="1418"/>
+        </w:tabs>
+        <w:ind w:left="1418" w:hanging="283"/>
+      </w:pPr>
+      <w:rPr>
+        <w:rFonts w:ascii="Symbol" w:hAnsi="Symbol" w:cs="Symbol" w:hint="default"/>
+      </w:rPr>
+    </w:lvl>
+    <w:lvl w:ilvl="2">
+      <w:start w:val="1"/>
+      <w:numFmt w:val="bullet"/>
+      <w:lvlText w:val=""/>
+      <w:lvlJc w:val="left"/>
+      <w:pPr>
+        <w:tabs>
+          <w:tab w:val="num" w:pos="2127"/>
+        </w:tabs>
+        <w:ind w:left="2127" w:hanging="283"/>
+      </w:pPr>
+      <w:rPr>
+        <w:rFonts w:ascii="Symbol" w:hAnsi="Symbol" w:cs="Symbol" w:hint="default"/>
+      </w:rPr>
+    </w:lvl>
+    <w:lvl w:ilvl="3">
+      <w:start w:val="1"/>
+      <w:numFmt w:val="bullet"/>
+      <w:lvlText w:val=""/>
+      <w:lvlJc w:val="left"/>
+      <w:pPr>
+        <w:tabs>
+          <w:tab w:val="num" w:pos="2836"/>
+        </w:tabs>
+        <w:ind w:left="2836" w:hanging="283"/>
+      </w:pPr>
+      <w:rPr>
+        <w:rFonts w:ascii="Symbol" w:hAnsi="Symbol" w:cs="Symbol" w:hint="default"/>
+      </w:rPr>
+    </w:lvl>
+    <w:lvl w:ilvl="4">
+      <w:start w:val="1"/>
+      <w:numFmt w:val="bullet"/>
+      <w:lvlText w:val=""/>
+      <w:lvlJc w:val="left"/>
+      <w:pPr>
+        <w:tabs>
+          <w:tab w:val="num" w:pos="3545"/>
+        </w:tabs>
+        <w:ind w:left="3545" w:hanging="283"/>
+      </w:pPr>
+      <w:rPr>
+        <w:rFonts w:ascii="Symbol" w:hAnsi="Symbol" w:cs="Symbol" w:hint="default"/>
+      </w:rPr>
+    </w:lvl>
+    <w:lvl w:ilvl="5">
+      <w:start w:val="1"/>
+      <w:numFmt w:val="bullet"/>
+      <w:lvlText w:val=""/>
+      <w:lvlJc w:val="left"/>
+      <w:pPr>
+        <w:tabs>
+          <w:tab w:val="num" w:pos="4254"/>
+        </w:tabs>
+        <w:ind w:left="4254" w:hanging="283"/>
+      </w:pPr>
+      <w:rPr>
+        <w:rFonts w:ascii="Symbol" w:hAnsi="Symbol" w:cs="Symbol" w:hint="default"/>
+      </w:rPr>
+    </w:lvl>
+    <w:lvl w:ilvl="6">
+      <w:start w:val="1"/>
+      <w:numFmt w:val="bullet"/>
+      <w:lvlText w:val=""/>
+      <w:lvlJc w:val="left"/>
+      <w:pPr>
+        <w:tabs>
+          <w:tab w:val="num" w:pos="4963"/>
+        </w:tabs>
+        <w:ind w:left="4963" w:hanging="283"/>
+      </w:pPr>
+      <w:rPr>
+        <w:rFonts w:ascii="Symbol" w:hAnsi="Symbol" w:cs="Symbol" w:hint="default"/>
+      </w:rPr>
+    </w:lvl>
+    <w:lvl w:ilvl="7">
+      <w:start w:val="1"/>
+      <w:numFmt w:val="bullet"/>
+      <w:lvlText w:val=""/>
+      <w:lvlJc w:val="left"/>
+      <w:pPr>
+        <w:tabs>
+          <w:tab w:val="num" w:pos="5672"/>
+        </w:tabs>
+        <w:ind w:left="5672" w:hanging="283"/>
+      </w:pPr>
+      <w:rPr>
+        <w:rFonts w:ascii="Symbol" w:hAnsi="Symbol" w:cs="Symbol" w:hint="default"/>
+      </w:rPr>
+    </w:lvl>
+    <w:lvl w:ilvl="8">
+      <w:start w:val="1"/>
+      <w:numFmt w:val="bullet"/>
+      <w:lvlText w:val=""/>
+      <w:lvlJc w:val="left"/>
+      <w:pPr>
+        <w:tabs>
+          <w:tab w:val="num" w:pos="6381"/>
+        </w:tabs>
+        <w:ind w:left="6381" w:hanging="283"/>
+      </w:pPr>
+      <w:rPr>
+        <w:rFonts w:ascii="Symbol" w:hAnsi="Symbol" w:cs="Symbol" w:hint="default"/>
+      </w:rPr>
+    </w:lvl>
+  </w:abstractNum>
+  <w:abstractNum w:abstractNumId="13">
     <w:lvl w:ilvl="0">
       <w:start w:val="1"/>
       <w:numFmt w:val="none"/>
@@ -1458,6 +3046,21 @@
   </w:num>
   <w:num w:numId="8">
     <w:abstractNumId w:val="8"/>
+  </w:num>
+  <w:num w:numId="9">
+    <w:abstractNumId w:val="9"/>
+  </w:num>
+  <w:num w:numId="10">
+    <w:abstractNumId w:val="10"/>
+  </w:num>
+  <w:num w:numId="11">
+    <w:abstractNumId w:val="11"/>
+  </w:num>
+  <w:num w:numId="12">
+    <w:abstractNumId w:val="12"/>
+  </w:num>
+  <w:num w:numId="13">
+    <w:abstractNumId w:val="13"/>
   </w:num>
 </w:numbering>
 </file>
